--- a/docs/report/12264733_Midterm.docx
+++ b/docs/report/12264733_Midterm.docx
@@ -698,7 +698,7 @@
         <w:t xml:space="preserve">AI use.</w:t>
       </w:r>
       <w:r>
-        <w:t xml:space="preserve"> Claude Code drafted the contract, the backend code, the tests and the report sections, based on my decisions (AI_USAGE.md entries 6–9). I chose between the options it proposed. For the stack, I chose Next.js instead of the Node + Express it recommended. I verified the result by running the tests and the API check myself, not by trusting the AI's own runs.</w:t>
+        <w:t xml:space="preserve"> Claude Code drafted the contract, the backend code, the tests and the report sections, based on my decisions (AI_USAGE.md entries 6–9 and 11). I chose between the options it proposed. For the stack, I chose Next.js instead of the Node + Express it recommended. I verified the result by running the tests and the API check myself, not by trusting the AI's own runs.</w:t>
       </w:r>
     </w:p>
     <w:p>
